--- a/Complete Notes on Service.docx
+++ b/Complete Notes on Service.docx
@@ -874,8 +874,6 @@
           <w14:ligatures w14:val="none"/>
         </w:rPr>
       </w:pPr>
-      <w:bookmarkStart w:id="0" w:name="_GoBack"/>
-      <w:bookmarkEnd w:id="0"/>
       <w:r>
         <w:rPr>
           <w:rFonts w:ascii="Times New Roman" w:eastAsia="Times New Roman" w:hAnsi="Times New Roman" w:cs="Times New Roman"/>
@@ -1335,36 +1333,24 @@
     </w:p>
     <w:tbl>
       <w:tblPr>
+        <w:tblStyle w:val="TableGrid"/>
         <w:tblW w:w="0" w:type="auto"/>
-        <w:tblCellSpacing w:w="15" w:type="dxa"/>
-        <w:tblCellMar>
-          <w:top w:w="15" w:type="dxa"/>
-          <w:left w:w="15" w:type="dxa"/>
-          <w:bottom w:w="15" w:type="dxa"/>
-          <w:right w:w="15" w:type="dxa"/>
-        </w:tblCellMar>
         <w:tblLook w:val="04A0" w:firstRow="1" w:lastRow="0" w:firstColumn="1" w:lastColumn="0" w:noHBand="0" w:noVBand="1"/>
       </w:tblPr>
       <w:tblGrid>
-        <w:gridCol w:w="2308"/>
-        <w:gridCol w:w="1447"/>
-        <w:gridCol w:w="2600"/>
-        <w:gridCol w:w="982"/>
+        <w:gridCol w:w="2449"/>
+        <w:gridCol w:w="1603"/>
+        <w:gridCol w:w="2756"/>
+        <w:gridCol w:w="1123"/>
       </w:tblGrid>
       <w:tr>
-        <w:trPr>
-          <w:tblHeader/>
-          <w:tblCellSpacing w:w="15" w:type="dxa"/>
-        </w:trPr>
         <w:tc>
           <w:tcPr>
             <w:tcW w:w="0" w:type="auto"/>
-            <w:vAlign w:val="center"/>
             <w:hideMark/>
           </w:tcPr>
           <w:p>
             <w:pPr>
-              <w:spacing w:after="0" w:line="240" w:lineRule="auto"/>
               <w:jc w:val="center"/>
               <w:rPr>
                 <w:rFonts w:ascii="Times New Roman" w:eastAsia="Times New Roman" w:hAnsi="Times New Roman" w:cs="Times New Roman"/>
@@ -1393,12 +1379,10 @@
         <w:tc>
           <w:tcPr>
             <w:tcW w:w="0" w:type="auto"/>
-            <w:vAlign w:val="center"/>
             <w:hideMark/>
           </w:tcPr>
           <w:p>
             <w:pPr>
-              <w:spacing w:after="0" w:line="240" w:lineRule="auto"/>
               <w:jc w:val="center"/>
               <w:rPr>
                 <w:rFonts w:ascii="Times New Roman" w:eastAsia="Times New Roman" w:hAnsi="Times New Roman" w:cs="Times New Roman"/>
@@ -1427,12 +1411,10 @@
         <w:tc>
           <w:tcPr>
             <w:tcW w:w="0" w:type="auto"/>
-            <w:vAlign w:val="center"/>
             <w:hideMark/>
           </w:tcPr>
           <w:p>
             <w:pPr>
-              <w:spacing w:after="0" w:line="240" w:lineRule="auto"/>
               <w:jc w:val="center"/>
               <w:rPr>
                 <w:rFonts w:ascii="Times New Roman" w:eastAsia="Times New Roman" w:hAnsi="Times New Roman" w:cs="Times New Roman"/>
@@ -1461,12 +1443,10 @@
         <w:tc>
           <w:tcPr>
             <w:tcW w:w="0" w:type="auto"/>
-            <w:vAlign w:val="center"/>
             <w:hideMark/>
           </w:tcPr>
           <w:p>
             <w:pPr>
-              <w:spacing w:after="0" w:line="240" w:lineRule="auto"/>
               <w:jc w:val="center"/>
               <w:rPr>
                 <w:rFonts w:ascii="Times New Roman" w:eastAsia="Times New Roman" w:hAnsi="Times New Roman" w:cs="Times New Roman"/>
@@ -1494,18 +1474,13 @@
         </w:tc>
       </w:tr>
       <w:tr>
-        <w:trPr>
-          <w:tblCellSpacing w:w="15" w:type="dxa"/>
-        </w:trPr>
         <w:tc>
           <w:tcPr>
             <w:tcW w:w="0" w:type="auto"/>
-            <w:vAlign w:val="center"/>
             <w:hideMark/>
           </w:tcPr>
           <w:p>
             <w:pPr>
-              <w:spacing w:after="0" w:line="240" w:lineRule="auto"/>
               <w:rPr>
                 <w:rFonts w:ascii="Times New Roman" w:eastAsia="Times New Roman" w:hAnsi="Times New Roman" w:cs="Times New Roman"/>
                 <w:kern w:val="0"/>
@@ -1529,12 +1504,10 @@
         <w:tc>
           <w:tcPr>
             <w:tcW w:w="0" w:type="auto"/>
-            <w:vAlign w:val="center"/>
             <w:hideMark/>
           </w:tcPr>
           <w:p>
             <w:pPr>
-              <w:spacing w:after="0" w:line="240" w:lineRule="auto"/>
               <w:rPr>
                 <w:rFonts w:ascii="Times New Roman" w:eastAsia="Times New Roman" w:hAnsi="Times New Roman" w:cs="Times New Roman"/>
                 <w:kern w:val="0"/>
@@ -1558,12 +1531,10 @@
         <w:tc>
           <w:tcPr>
             <w:tcW w:w="0" w:type="auto"/>
-            <w:vAlign w:val="center"/>
             <w:hideMark/>
           </w:tcPr>
           <w:p>
             <w:pPr>
-              <w:spacing w:after="0" w:line="240" w:lineRule="auto"/>
               <w:rPr>
                 <w:rFonts w:ascii="Times New Roman" w:eastAsia="Times New Roman" w:hAnsi="Times New Roman" w:cs="Times New Roman"/>
                 <w:kern w:val="0"/>
@@ -1587,12 +1558,10 @@
         <w:tc>
           <w:tcPr>
             <w:tcW w:w="0" w:type="auto"/>
-            <w:vAlign w:val="center"/>
             <w:hideMark/>
           </w:tcPr>
           <w:p>
             <w:pPr>
-              <w:spacing w:after="0" w:line="240" w:lineRule="auto"/>
               <w:rPr>
                 <w:rFonts w:ascii="Times New Roman" w:eastAsia="Times New Roman" w:hAnsi="Times New Roman" w:cs="Times New Roman"/>
                 <w:kern w:val="0"/>
@@ -1615,18 +1584,13 @@
         </w:tc>
       </w:tr>
       <w:tr>
-        <w:trPr>
-          <w:tblCellSpacing w:w="15" w:type="dxa"/>
-        </w:trPr>
         <w:tc>
           <w:tcPr>
             <w:tcW w:w="0" w:type="auto"/>
-            <w:vAlign w:val="center"/>
             <w:hideMark/>
           </w:tcPr>
           <w:p>
             <w:pPr>
-              <w:spacing w:after="0" w:line="240" w:lineRule="auto"/>
               <w:rPr>
                 <w:rFonts w:ascii="Times New Roman" w:eastAsia="Times New Roman" w:hAnsi="Times New Roman" w:cs="Times New Roman"/>
                 <w:kern w:val="0"/>
@@ -1650,12 +1614,10 @@
         <w:tc>
           <w:tcPr>
             <w:tcW w:w="0" w:type="auto"/>
-            <w:vAlign w:val="center"/>
             <w:hideMark/>
           </w:tcPr>
           <w:p>
             <w:pPr>
-              <w:spacing w:after="0" w:line="240" w:lineRule="auto"/>
               <w:rPr>
                 <w:rFonts w:ascii="Times New Roman" w:eastAsia="Times New Roman" w:hAnsi="Times New Roman" w:cs="Times New Roman"/>
                 <w:kern w:val="0"/>
@@ -1679,12 +1641,10 @@
         <w:tc>
           <w:tcPr>
             <w:tcW w:w="0" w:type="auto"/>
-            <w:vAlign w:val="center"/>
             <w:hideMark/>
           </w:tcPr>
           <w:p>
             <w:pPr>
-              <w:spacing w:after="0" w:line="240" w:lineRule="auto"/>
               <w:rPr>
                 <w:rFonts w:ascii="Times New Roman" w:eastAsia="Times New Roman" w:hAnsi="Times New Roman" w:cs="Times New Roman"/>
                 <w:kern w:val="0"/>
@@ -1708,12 +1668,10 @@
         <w:tc>
           <w:tcPr>
             <w:tcW w:w="0" w:type="auto"/>
-            <w:vAlign w:val="center"/>
             <w:hideMark/>
           </w:tcPr>
           <w:p>
             <w:pPr>
-              <w:spacing w:after="0" w:line="240" w:lineRule="auto"/>
               <w:rPr>
                 <w:rFonts w:ascii="Times New Roman" w:eastAsia="Times New Roman" w:hAnsi="Times New Roman" w:cs="Times New Roman"/>
                 <w:kern w:val="0"/>
@@ -1736,18 +1694,13 @@
         </w:tc>
       </w:tr>
       <w:tr>
-        <w:trPr>
-          <w:tblCellSpacing w:w="15" w:type="dxa"/>
-        </w:trPr>
         <w:tc>
           <w:tcPr>
             <w:tcW w:w="0" w:type="auto"/>
-            <w:vAlign w:val="center"/>
             <w:hideMark/>
           </w:tcPr>
           <w:p>
             <w:pPr>
-              <w:spacing w:after="0" w:line="240" w:lineRule="auto"/>
               <w:rPr>
                 <w:rFonts w:ascii="Times New Roman" w:eastAsia="Times New Roman" w:hAnsi="Times New Roman" w:cs="Times New Roman"/>
                 <w:kern w:val="0"/>
@@ -1771,12 +1724,10 @@
         <w:tc>
           <w:tcPr>
             <w:tcW w:w="0" w:type="auto"/>
-            <w:vAlign w:val="center"/>
             <w:hideMark/>
           </w:tcPr>
           <w:p>
             <w:pPr>
-              <w:spacing w:after="0" w:line="240" w:lineRule="auto"/>
               <w:rPr>
                 <w:rFonts w:ascii="Times New Roman" w:eastAsia="Times New Roman" w:hAnsi="Times New Roman" w:cs="Times New Roman"/>
                 <w:kern w:val="0"/>
@@ -1800,12 +1751,10 @@
         <w:tc>
           <w:tcPr>
             <w:tcW w:w="0" w:type="auto"/>
-            <w:vAlign w:val="center"/>
             <w:hideMark/>
           </w:tcPr>
           <w:p>
             <w:pPr>
-              <w:spacing w:after="0" w:line="240" w:lineRule="auto"/>
               <w:rPr>
                 <w:rFonts w:ascii="Times New Roman" w:eastAsia="Times New Roman" w:hAnsi="Times New Roman" w:cs="Times New Roman"/>
                 <w:kern w:val="0"/>
@@ -1829,12 +1778,10 @@
         <w:tc>
           <w:tcPr>
             <w:tcW w:w="0" w:type="auto"/>
-            <w:vAlign w:val="center"/>
             <w:hideMark/>
           </w:tcPr>
           <w:p>
             <w:pPr>
-              <w:spacing w:after="0" w:line="240" w:lineRule="auto"/>
               <w:rPr>
                 <w:rFonts w:ascii="Times New Roman" w:eastAsia="Times New Roman" w:hAnsi="Times New Roman" w:cs="Times New Roman"/>
                 <w:kern w:val="0"/>
@@ -1857,18 +1804,13 @@
         </w:tc>
       </w:tr>
       <w:tr>
-        <w:trPr>
-          <w:tblCellSpacing w:w="15" w:type="dxa"/>
-        </w:trPr>
         <w:tc>
           <w:tcPr>
             <w:tcW w:w="0" w:type="auto"/>
-            <w:vAlign w:val="center"/>
             <w:hideMark/>
           </w:tcPr>
           <w:p>
             <w:pPr>
-              <w:spacing w:after="0" w:line="240" w:lineRule="auto"/>
               <w:rPr>
                 <w:rFonts w:ascii="Times New Roman" w:eastAsia="Times New Roman" w:hAnsi="Times New Roman" w:cs="Times New Roman"/>
                 <w:kern w:val="0"/>
@@ -1892,12 +1834,10 @@
         <w:tc>
           <w:tcPr>
             <w:tcW w:w="0" w:type="auto"/>
-            <w:vAlign w:val="center"/>
             <w:hideMark/>
           </w:tcPr>
           <w:p>
             <w:pPr>
-              <w:spacing w:after="0" w:line="240" w:lineRule="auto"/>
               <w:rPr>
                 <w:rFonts w:ascii="Times New Roman" w:eastAsia="Times New Roman" w:hAnsi="Times New Roman" w:cs="Times New Roman"/>
                 <w:kern w:val="0"/>
@@ -1921,12 +1861,10 @@
         <w:tc>
           <w:tcPr>
             <w:tcW w:w="0" w:type="auto"/>
-            <w:vAlign w:val="center"/>
             <w:hideMark/>
           </w:tcPr>
           <w:p>
             <w:pPr>
-              <w:spacing w:after="0" w:line="240" w:lineRule="auto"/>
               <w:rPr>
                 <w:rFonts w:ascii="Times New Roman" w:eastAsia="Times New Roman" w:hAnsi="Times New Roman" w:cs="Times New Roman"/>
                 <w:kern w:val="0"/>
@@ -1950,12 +1888,10 @@
         <w:tc>
           <w:tcPr>
             <w:tcW w:w="0" w:type="auto"/>
-            <w:vAlign w:val="center"/>
             <w:hideMark/>
           </w:tcPr>
           <w:p>
             <w:pPr>
-              <w:spacing w:after="0" w:line="240" w:lineRule="auto"/>
               <w:rPr>
                 <w:rFonts w:ascii="Times New Roman" w:eastAsia="Times New Roman" w:hAnsi="Times New Roman" w:cs="Times New Roman"/>
                 <w:kern w:val="0"/>
@@ -1978,18 +1914,13 @@
         </w:tc>
       </w:tr>
       <w:tr>
-        <w:trPr>
-          <w:tblCellSpacing w:w="15" w:type="dxa"/>
-        </w:trPr>
         <w:tc>
           <w:tcPr>
             <w:tcW w:w="0" w:type="auto"/>
-            <w:vAlign w:val="center"/>
             <w:hideMark/>
           </w:tcPr>
           <w:p>
             <w:pPr>
-              <w:spacing w:after="0" w:line="240" w:lineRule="auto"/>
               <w:rPr>
                 <w:rFonts w:ascii="Times New Roman" w:eastAsia="Times New Roman" w:hAnsi="Times New Roman" w:cs="Times New Roman"/>
                 <w:kern w:val="0"/>
@@ -2013,12 +1944,10 @@
         <w:tc>
           <w:tcPr>
             <w:tcW w:w="0" w:type="auto"/>
-            <w:vAlign w:val="center"/>
             <w:hideMark/>
           </w:tcPr>
           <w:p>
             <w:pPr>
-              <w:spacing w:after="0" w:line="240" w:lineRule="auto"/>
               <w:rPr>
                 <w:rFonts w:ascii="Times New Roman" w:eastAsia="Times New Roman" w:hAnsi="Times New Roman" w:cs="Times New Roman"/>
                 <w:kern w:val="0"/>
@@ -2042,12 +1971,10 @@
         <w:tc>
           <w:tcPr>
             <w:tcW w:w="0" w:type="auto"/>
-            <w:vAlign w:val="center"/>
             <w:hideMark/>
           </w:tcPr>
           <w:p>
             <w:pPr>
-              <w:spacing w:after="0" w:line="240" w:lineRule="auto"/>
               <w:rPr>
                 <w:rFonts w:ascii="Times New Roman" w:eastAsia="Times New Roman" w:hAnsi="Times New Roman" w:cs="Times New Roman"/>
                 <w:kern w:val="0"/>
@@ -2071,12 +1998,10 @@
         <w:tc>
           <w:tcPr>
             <w:tcW w:w="0" w:type="auto"/>
-            <w:vAlign w:val="center"/>
             <w:hideMark/>
           </w:tcPr>
           <w:p>
             <w:pPr>
-              <w:spacing w:after="0" w:line="240" w:lineRule="auto"/>
               <w:rPr>
                 <w:rFonts w:ascii="Times New Roman" w:eastAsia="Times New Roman" w:hAnsi="Times New Roman" w:cs="Times New Roman"/>
                 <w:kern w:val="0"/>
@@ -2099,18 +2024,13 @@
         </w:tc>
       </w:tr>
       <w:tr>
-        <w:trPr>
-          <w:tblCellSpacing w:w="15" w:type="dxa"/>
-        </w:trPr>
         <w:tc>
           <w:tcPr>
             <w:tcW w:w="0" w:type="auto"/>
-            <w:vAlign w:val="center"/>
             <w:hideMark/>
           </w:tcPr>
           <w:p>
             <w:pPr>
-              <w:spacing w:after="0" w:line="240" w:lineRule="auto"/>
               <w:rPr>
                 <w:rFonts w:ascii="Times New Roman" w:eastAsia="Times New Roman" w:hAnsi="Times New Roman" w:cs="Times New Roman"/>
                 <w:kern w:val="0"/>
@@ -2134,12 +2054,10 @@
         <w:tc>
           <w:tcPr>
             <w:tcW w:w="0" w:type="auto"/>
-            <w:vAlign w:val="center"/>
             <w:hideMark/>
           </w:tcPr>
           <w:p>
             <w:pPr>
-              <w:spacing w:after="0" w:line="240" w:lineRule="auto"/>
               <w:rPr>
                 <w:rFonts w:ascii="Times New Roman" w:eastAsia="Times New Roman" w:hAnsi="Times New Roman" w:cs="Times New Roman"/>
                 <w:kern w:val="0"/>
@@ -2163,12 +2081,10 @@
         <w:tc>
           <w:tcPr>
             <w:tcW w:w="0" w:type="auto"/>
-            <w:vAlign w:val="center"/>
             <w:hideMark/>
           </w:tcPr>
           <w:p>
             <w:pPr>
-              <w:spacing w:after="0" w:line="240" w:lineRule="auto"/>
               <w:rPr>
                 <w:rFonts w:ascii="Times New Roman" w:eastAsia="Times New Roman" w:hAnsi="Times New Roman" w:cs="Times New Roman"/>
                 <w:kern w:val="0"/>
@@ -2192,12 +2108,10 @@
         <w:tc>
           <w:tcPr>
             <w:tcW w:w="0" w:type="auto"/>
-            <w:vAlign w:val="center"/>
             <w:hideMark/>
           </w:tcPr>
           <w:p>
             <w:pPr>
-              <w:spacing w:after="0" w:line="240" w:lineRule="auto"/>
               <w:rPr>
                 <w:rFonts w:ascii="Times New Roman" w:eastAsia="Times New Roman" w:hAnsi="Times New Roman" w:cs="Times New Roman"/>
                 <w:kern w:val="0"/>
@@ -7462,34 +7376,22 @@
     </w:p>
     <w:tbl>
       <w:tblPr>
+        <w:tblStyle w:val="TableGrid"/>
         <w:tblW w:w="0" w:type="auto"/>
-        <w:tblCellSpacing w:w="15" w:type="dxa"/>
-        <w:tblCellMar>
-          <w:top w:w="15" w:type="dxa"/>
-          <w:left w:w="15" w:type="dxa"/>
-          <w:bottom w:w="15" w:type="dxa"/>
-          <w:right w:w="15" w:type="dxa"/>
-        </w:tblCellMar>
         <w:tblLook w:val="04A0" w:firstRow="1" w:lastRow="0" w:firstColumn="1" w:lastColumn="0" w:noHBand="0" w:noVBand="1"/>
       </w:tblPr>
       <w:tblGrid>
-        <w:gridCol w:w="2595"/>
-        <w:gridCol w:w="3648"/>
+        <w:gridCol w:w="2736"/>
+        <w:gridCol w:w="3789"/>
       </w:tblGrid>
       <w:tr>
-        <w:trPr>
-          <w:tblHeader/>
-          <w:tblCellSpacing w:w="15" w:type="dxa"/>
-        </w:trPr>
         <w:tc>
           <w:tcPr>
             <w:tcW w:w="0" w:type="auto"/>
-            <w:vAlign w:val="center"/>
             <w:hideMark/>
           </w:tcPr>
           <w:p>
             <w:pPr>
-              <w:spacing w:after="0" w:line="240" w:lineRule="auto"/>
               <w:jc w:val="center"/>
               <w:rPr>
                 <w:rFonts w:ascii="Times New Roman" w:eastAsia="Times New Roman" w:hAnsi="Times New Roman" w:cs="Times New Roman"/>
@@ -7518,12 +7420,10 @@
         <w:tc>
           <w:tcPr>
             <w:tcW w:w="0" w:type="auto"/>
-            <w:vAlign w:val="center"/>
             <w:hideMark/>
           </w:tcPr>
           <w:p>
             <w:pPr>
-              <w:spacing w:after="0" w:line="240" w:lineRule="auto"/>
               <w:jc w:val="center"/>
               <w:rPr>
                 <w:rFonts w:ascii="Times New Roman" w:eastAsia="Times New Roman" w:hAnsi="Times New Roman" w:cs="Times New Roman"/>
@@ -7551,18 +7451,13 @@
         </w:tc>
       </w:tr>
       <w:tr>
-        <w:trPr>
-          <w:tblCellSpacing w:w="15" w:type="dxa"/>
-        </w:trPr>
         <w:tc>
           <w:tcPr>
             <w:tcW w:w="0" w:type="auto"/>
-            <w:vAlign w:val="center"/>
             <w:hideMark/>
           </w:tcPr>
           <w:p>
             <w:pPr>
-              <w:spacing w:after="0" w:line="240" w:lineRule="auto"/>
               <w:rPr>
                 <w:rFonts w:ascii="Times New Roman" w:eastAsia="Times New Roman" w:hAnsi="Times New Roman" w:cs="Times New Roman"/>
                 <w:kern w:val="0"/>
@@ -7586,12 +7481,10 @@
         <w:tc>
           <w:tcPr>
             <w:tcW w:w="0" w:type="auto"/>
-            <w:vAlign w:val="center"/>
             <w:hideMark/>
           </w:tcPr>
           <w:p>
             <w:pPr>
-              <w:spacing w:after="0" w:line="240" w:lineRule="auto"/>
               <w:rPr>
                 <w:rFonts w:ascii="Times New Roman" w:eastAsia="Times New Roman" w:hAnsi="Times New Roman" w:cs="Times New Roman"/>
                 <w:kern w:val="0"/>
@@ -7614,18 +7507,13 @@
         </w:tc>
       </w:tr>
       <w:tr>
-        <w:trPr>
-          <w:tblCellSpacing w:w="15" w:type="dxa"/>
-        </w:trPr>
         <w:tc>
           <w:tcPr>
             <w:tcW w:w="0" w:type="auto"/>
-            <w:vAlign w:val="center"/>
             <w:hideMark/>
           </w:tcPr>
           <w:p>
             <w:pPr>
-              <w:spacing w:after="0" w:line="240" w:lineRule="auto"/>
               <w:rPr>
                 <w:rFonts w:ascii="Times New Roman" w:eastAsia="Times New Roman" w:hAnsi="Times New Roman" w:cs="Times New Roman"/>
                 <w:kern w:val="0"/>
@@ -7649,12 +7537,10 @@
         <w:tc>
           <w:tcPr>
             <w:tcW w:w="0" w:type="auto"/>
-            <w:vAlign w:val="center"/>
             <w:hideMark/>
           </w:tcPr>
           <w:p>
             <w:pPr>
-              <w:spacing w:after="0" w:line="240" w:lineRule="auto"/>
               <w:rPr>
                 <w:rFonts w:ascii="Times New Roman" w:eastAsia="Times New Roman" w:hAnsi="Times New Roman" w:cs="Times New Roman"/>
                 <w:kern w:val="0"/>
@@ -7677,18 +7563,13 @@
         </w:tc>
       </w:tr>
       <w:tr>
-        <w:trPr>
-          <w:tblCellSpacing w:w="15" w:type="dxa"/>
-        </w:trPr>
         <w:tc>
           <w:tcPr>
             <w:tcW w:w="0" w:type="auto"/>
-            <w:vAlign w:val="center"/>
             <w:hideMark/>
           </w:tcPr>
           <w:p>
             <w:pPr>
-              <w:spacing w:after="0" w:line="240" w:lineRule="auto"/>
               <w:rPr>
                 <w:rFonts w:ascii="Times New Roman" w:eastAsia="Times New Roman" w:hAnsi="Times New Roman" w:cs="Times New Roman"/>
                 <w:kern w:val="0"/>
@@ -7712,12 +7593,10 @@
         <w:tc>
           <w:tcPr>
             <w:tcW w:w="0" w:type="auto"/>
-            <w:vAlign w:val="center"/>
             <w:hideMark/>
           </w:tcPr>
           <w:p>
             <w:pPr>
-              <w:spacing w:after="0" w:line="240" w:lineRule="auto"/>
               <w:rPr>
                 <w:rFonts w:ascii="Times New Roman" w:eastAsia="Times New Roman" w:hAnsi="Times New Roman" w:cs="Times New Roman"/>
                 <w:kern w:val="0"/>
@@ -15233,18 +15112,18 @@
         </w:rPr>
         <w:t>WS-</w:t>
       </w:r>
-      <w:proofErr w:type="spellStart"/>
-      <w:r>
-        <w:rPr>
-          <w:rFonts w:ascii="Times New Roman" w:eastAsia="Times New Roman" w:hAnsi="Times New Roman" w:cs="Times New Roman"/>
-          <w:kern w:val="0"/>
-          <w:sz w:val="24"/>
-          <w:szCs w:val="24"/>
-          <w14:ligatures w14:val="none"/>
-        </w:rPr>
-        <w:t>ReliableMessaging</w:t>
-      </w:r>
-      <w:proofErr w:type="spellEnd"/>
+      <w:r>
+        <w:rPr>
+          <w:rFonts w:ascii="Times New Roman" w:eastAsia="Times New Roman" w:hAnsi="Times New Roman" w:cs="Times New Roman"/>
+          <w:kern w:val="0"/>
+          <w:sz w:val="24"/>
+          <w:szCs w:val="24"/>
+          <w14:ligatures w14:val="none"/>
+        </w:rPr>
+        <w:t>Reliable Messaging</w:t>
+      </w:r>
+      <w:bookmarkStart w:id="0" w:name="_GoBack"/>
+      <w:bookmarkEnd w:id="0"/>
     </w:p>
     <w:p>
       <w:pPr>
@@ -24626,6 +24505,25 @@
     <w:semiHidden/>
     <w:unhideWhenUsed/>
   </w:style>
+  <w:style w:type="table" w:styleId="TableGrid">
+    <w:name w:val="Table Grid"/>
+    <w:basedOn w:val="TableNormal"/>
+    <w:uiPriority w:val="39"/>
+    <w:rsid w:val="00D97ED2"/>
+    <w:pPr>
+      <w:spacing w:after="0" w:line="240" w:lineRule="auto"/>
+    </w:pPr>
+    <w:tblPr>
+      <w:tblBorders>
+        <w:top w:val="single" w:sz="4" w:space="0" w:color="auto"/>
+        <w:left w:val="single" w:sz="4" w:space="0" w:color="auto"/>
+        <w:bottom w:val="single" w:sz="4" w:space="0" w:color="auto"/>
+        <w:right w:val="single" w:sz="4" w:space="0" w:color="auto"/>
+        <w:insideH w:val="single" w:sz="4" w:space="0" w:color="auto"/>
+        <w:insideV w:val="single" w:sz="4" w:space="0" w:color="auto"/>
+      </w:tblBorders>
+    </w:tblPr>
+  </w:style>
 </w:styles>
 </file>
 
